--- a/Projecto final/Projecto Criação de uma API ou varias API’s consumidas por Website  Aplicação Móvel.docx
+++ b/Projecto final/Projecto Criação de uma API ou varias API’s consumidas por Website  Aplicação Móvel.docx
@@ -21,8 +21,33 @@
           <w:b/>
           <w:bCs/>
         </w:rPr>
-        <w:t xml:space="preserve"> ou varias API’s</w:t>
-      </w:r>
+        <w:t xml:space="preserve"> ou </w:t>
+      </w:r>
+      <w:proofErr w:type="gramStart"/>
+      <w:r>
+        <w:rPr>
+          <w:b/>
+          <w:bCs/>
+        </w:rPr>
+        <w:t>varias</w:t>
+      </w:r>
+      <w:proofErr w:type="gramEnd"/>
+      <w:r>
+        <w:rPr>
+          <w:b/>
+          <w:bCs/>
+        </w:rPr>
+        <w:t xml:space="preserve"> </w:t>
+      </w:r>
+      <w:proofErr w:type="spellStart"/>
+      <w:r>
+        <w:rPr>
+          <w:b/>
+          <w:bCs/>
+        </w:rPr>
+        <w:t>API’s</w:t>
+      </w:r>
+      <w:proofErr w:type="spellEnd"/>
       <w:r>
         <w:rPr>
           <w:b/>
@@ -82,8 +107,13 @@
         <w:t xml:space="preserve"> que será</w:t>
       </w:r>
       <w:r>
-        <w:t>/ão</w:t>
-      </w:r>
+        <w:t>/</w:t>
+      </w:r>
+      <w:proofErr w:type="spellStart"/>
+      <w:r>
+        <w:t>ão</w:t>
+      </w:r>
+      <w:proofErr w:type="spellEnd"/>
       <w:r>
         <w:t xml:space="preserve"> </w:t>
       </w:r>
@@ -129,6 +159,7 @@
       <w:r>
         <w:t xml:space="preserve"> (compatível com </w:t>
       </w:r>
+      <w:proofErr w:type="spellStart"/>
       <w:r>
         <w:rPr>
           <w:b/>
@@ -136,6 +167,7 @@
         </w:rPr>
         <w:t>PostgreSQL</w:t>
       </w:r>
+      <w:proofErr w:type="spellEnd"/>
       <w:r>
         <w:t xml:space="preserve">, </w:t>
       </w:r>
@@ -149,6 +181,7 @@
       <w:r>
         <w:t xml:space="preserve"> ou </w:t>
       </w:r>
+      <w:proofErr w:type="spellStart"/>
       <w:r>
         <w:rPr>
           <w:b/>
@@ -156,6 +189,7 @@
         </w:rPr>
         <w:t>MariaDB</w:t>
       </w:r>
+      <w:proofErr w:type="spellEnd"/>
       <w:r>
         <w:t>);</w:t>
       </w:r>
@@ -172,10 +206,27 @@
           <w:b/>
           <w:bCs/>
         </w:rPr>
-        <w:t>serviço imposter</w:t>
-      </w:r>
-      <w:r>
-        <w:t xml:space="preserve"> (mock) que simula comunicações externas (ex.: sistema de pagamentos ou inventário);</w:t>
+        <w:t xml:space="preserve">serviço </w:t>
+      </w:r>
+      <w:proofErr w:type="spellStart"/>
+      <w:r>
+        <w:rPr>
+          <w:b/>
+          <w:bCs/>
+        </w:rPr>
+        <w:t>imposter</w:t>
+      </w:r>
+      <w:proofErr w:type="spellEnd"/>
+      <w:r>
+        <w:t xml:space="preserve"> (</w:t>
+      </w:r>
+      <w:proofErr w:type="spellStart"/>
+      <w:r>
+        <w:t>mock</w:t>
+      </w:r>
+      <w:proofErr w:type="spellEnd"/>
+      <w:r>
+        <w:t>) que simula comunicações externas (ex.: sistema de pagamentos ou inventário);</w:t>
       </w:r>
     </w:p>
     <w:p>
@@ -213,20 +264,78 @@
       <w:r>
         <w:t xml:space="preserve"> para implementação de </w:t>
       </w:r>
-      <w:r>
-        <w:rPr>
-          <w:b/>
-          <w:bCs/>
-        </w:rPr>
-        <w:t>caching local, retries e circuit breaker</w:t>
-      </w:r>
+      <w:proofErr w:type="spellStart"/>
+      <w:r>
+        <w:rPr>
+          <w:b/>
+          <w:bCs/>
+        </w:rPr>
+        <w:t>caching</w:t>
+      </w:r>
+      <w:proofErr w:type="spellEnd"/>
+      <w:r>
+        <w:rPr>
+          <w:b/>
+          <w:bCs/>
+        </w:rPr>
+        <w:t xml:space="preserve"> local, </w:t>
+      </w:r>
+      <w:proofErr w:type="spellStart"/>
+      <w:r>
+        <w:rPr>
+          <w:b/>
+          <w:bCs/>
+        </w:rPr>
+        <w:t>retries</w:t>
+      </w:r>
+      <w:proofErr w:type="spellEnd"/>
+      <w:r>
+        <w:rPr>
+          <w:b/>
+          <w:bCs/>
+        </w:rPr>
+        <w:t xml:space="preserve"> e </w:t>
+      </w:r>
+      <w:proofErr w:type="spellStart"/>
+      <w:r>
+        <w:rPr>
+          <w:b/>
+          <w:bCs/>
+        </w:rPr>
+        <w:t>circuit</w:t>
+      </w:r>
+      <w:proofErr w:type="spellEnd"/>
+      <w:r>
+        <w:rPr>
+          <w:b/>
+          <w:bCs/>
+        </w:rPr>
+        <w:t xml:space="preserve"> </w:t>
+      </w:r>
+      <w:proofErr w:type="spellStart"/>
+      <w:r>
+        <w:rPr>
+          <w:b/>
+          <w:bCs/>
+        </w:rPr>
+        <w:t>breaker</w:t>
+      </w:r>
+      <w:proofErr w:type="spellEnd"/>
       <w:r>
         <w:t>.</w:t>
       </w:r>
     </w:p>
     <w:p>
       <w:r>
-        <w:t>A API deverá fornecer endpoints documentados, autenticação segura e dados em formato JSON.</w:t>
+        <w:t xml:space="preserve">A API deverá fornecer </w:t>
+      </w:r>
+      <w:proofErr w:type="spellStart"/>
+      <w:r>
+        <w:t>endpoints</w:t>
+      </w:r>
+      <w:proofErr w:type="spellEnd"/>
+      <w:r>
+        <w:t xml:space="preserve"> documentados, autenticação segura e dados em formato JSON.</w:t>
       </w:r>
     </w:p>
     <w:p/>
@@ -252,12 +361,21 @@
           <w:numId w:val="2"/>
         </w:numPr>
       </w:pPr>
-      <w:r>
-        <w:rPr>
-          <w:b/>
-          <w:bCs/>
-        </w:rPr>
-        <w:t>Frontend:</w:t>
+      <w:proofErr w:type="spellStart"/>
+      <w:r>
+        <w:rPr>
+          <w:b/>
+          <w:bCs/>
+        </w:rPr>
+        <w:t>Frontend</w:t>
+      </w:r>
+      <w:proofErr w:type="spellEnd"/>
+      <w:r>
+        <w:rPr>
+          <w:b/>
+          <w:bCs/>
+        </w:rPr>
+        <w:t>:</w:t>
       </w:r>
       <w:r>
         <w:t xml:space="preserve"> Website / Aplicação móvel (cliente)</w:t>
@@ -309,14 +427,24 @@
           <w:bCs/>
           <w:lang w:val="en-GB"/>
         </w:rPr>
-        <w:t xml:space="preserve"> desenvolvida</w:t>
-      </w:r>
+        <w:t xml:space="preserve"> </w:t>
+      </w:r>
+      <w:proofErr w:type="spellStart"/>
       <w:r>
         <w:rPr>
           <w:b/>
           <w:bCs/>
           <w:lang w:val="en-GB"/>
         </w:rPr>
+        <w:t>desenvolvida</w:t>
+      </w:r>
+      <w:proofErr w:type="spellEnd"/>
+      <w:r>
+        <w:rPr>
+          <w:b/>
+          <w:bCs/>
+          <w:lang w:val="en-GB"/>
+        </w:rPr>
         <w:t>/s</w:t>
       </w:r>
       <w:r>
@@ -325,7 +453,25 @@
           <w:bCs/>
           <w:lang w:val="en-GB"/>
         </w:rPr>
-        <w:t xml:space="preserve"> em .NET 8 (ASP.NET Core Web API)</w:t>
+        <w:t xml:space="preserve"> </w:t>
+      </w:r>
+      <w:proofErr w:type="spellStart"/>
+      <w:r>
+        <w:rPr>
+          <w:b/>
+          <w:bCs/>
+          <w:lang w:val="en-GB"/>
+        </w:rPr>
+        <w:t>em</w:t>
+      </w:r>
+      <w:proofErr w:type="spellEnd"/>
+      <w:r>
+        <w:rPr>
+          <w:b/>
+          <w:bCs/>
+          <w:lang w:val="en-GB"/>
+        </w:rPr>
+        <w:t xml:space="preserve"> .NET 8 (ASP.NET Core Web API)</w:t>
       </w:r>
     </w:p>
     <w:p>
@@ -345,13 +491,31 @@
       <w:r>
         <w:t xml:space="preserve"> </w:t>
       </w:r>
-      <w:r>
-        <w:rPr>
-          <w:b/>
-          <w:bCs/>
-        </w:rPr>
-        <w:t>PostgreSQL / SQL Server / MariaDB</w:t>
-      </w:r>
+      <w:proofErr w:type="spellStart"/>
+      <w:r>
+        <w:rPr>
+          <w:b/>
+          <w:bCs/>
+        </w:rPr>
+        <w:t>PostgreSQL</w:t>
+      </w:r>
+      <w:proofErr w:type="spellEnd"/>
+      <w:r>
+        <w:rPr>
+          <w:b/>
+          <w:bCs/>
+        </w:rPr>
+        <w:t xml:space="preserve"> / SQL Server / </w:t>
+      </w:r>
+      <w:proofErr w:type="spellStart"/>
+      <w:r>
+        <w:rPr>
+          <w:b/>
+          <w:bCs/>
+        </w:rPr>
+        <w:t>MariaDB</w:t>
+      </w:r>
+      <w:proofErr w:type="spellEnd"/>
     </w:p>
     <w:p>
       <w:pPr>
@@ -410,16 +574,54 @@
           <w:numId w:val="2"/>
         </w:numPr>
       </w:pPr>
-      <w:r>
-        <w:rPr>
-          <w:b/>
-          <w:bCs/>
-        </w:rPr>
-        <w:t>Mock externo (imposter):</w:t>
-      </w:r>
-      <w:r>
-        <w:t xml:space="preserve"> Mountebank ou WireMock</w:t>
-      </w:r>
+      <w:proofErr w:type="spellStart"/>
+      <w:r>
+        <w:rPr>
+          <w:b/>
+          <w:bCs/>
+        </w:rPr>
+        <w:t>Mock</w:t>
+      </w:r>
+      <w:proofErr w:type="spellEnd"/>
+      <w:r>
+        <w:rPr>
+          <w:b/>
+          <w:bCs/>
+        </w:rPr>
+        <w:t xml:space="preserve"> externo (</w:t>
+      </w:r>
+      <w:proofErr w:type="spellStart"/>
+      <w:r>
+        <w:rPr>
+          <w:b/>
+          <w:bCs/>
+        </w:rPr>
+        <w:t>imposter</w:t>
+      </w:r>
+      <w:proofErr w:type="spellEnd"/>
+      <w:r>
+        <w:rPr>
+          <w:b/>
+          <w:bCs/>
+        </w:rPr>
+        <w:t>):</w:t>
+      </w:r>
+      <w:r>
+        <w:t xml:space="preserve"> </w:t>
+      </w:r>
+      <w:proofErr w:type="spellStart"/>
+      <w:r>
+        <w:t>Mountebank</w:t>
+      </w:r>
+      <w:proofErr w:type="spellEnd"/>
+      <w:r>
+        <w:t xml:space="preserve"> ou </w:t>
+      </w:r>
+      <w:proofErr w:type="spellStart"/>
+      <w:r>
+        <w:t>WireMock</w:t>
+      </w:r>
+      <w:proofErr w:type="spellEnd"/>
     </w:p>
     <w:p>
       <w:pPr>
@@ -436,7 +638,15 @@
         <w:t>Autenticação:</w:t>
       </w:r>
       <w:r>
-        <w:t xml:space="preserve"> JWT (JSON Web Tokens)</w:t>
+        <w:t xml:space="preserve"> JWT (JSON Web </w:t>
+      </w:r>
+      <w:proofErr w:type="spellStart"/>
+      <w:r>
+        <w:t>Tokens</w:t>
+      </w:r>
+      <w:proofErr w:type="spellEnd"/>
+      <w:r>
+        <w:t>)</w:t>
       </w:r>
     </w:p>
     <w:p>
@@ -485,16 +695,24 @@
         <w:rPr>
           <w:lang w:val="en-GB"/>
         </w:rPr>
-        <w:t xml:space="preserve"> ( Extra )</w:t>
-      </w:r>
-    </w:p>
-    <w:p>
-      <w:r>
-        <w:pict w14:anchorId="63D3FE4A">
-          <v:rect id="_x0000_i1025" style="width:0;height:1.5pt" o:hralign="center" o:hrstd="t" o:hr="t" fillcolor="#a0a0a0" stroked="f"/>
-        </w:pict>
-      </w:r>
-    </w:p>
+        <w:t xml:space="preserve"> </w:t>
+      </w:r>
+      <w:proofErr w:type="gramStart"/>
+      <w:r>
+        <w:rPr>
+          <w:lang w:val="en-GB"/>
+        </w:rPr>
+        <w:t>( Extra</w:t>
+      </w:r>
+      <w:proofErr w:type="gramEnd"/>
+      <w:r>
+        <w:rPr>
+          <w:lang w:val="en-GB"/>
+        </w:rPr>
+        <w:t xml:space="preserve"> )</w:t>
+      </w:r>
+    </w:p>
+    <w:p/>
     <w:p>
       <w:pPr>
         <w:rPr>
@@ -548,7 +766,23 @@
         </w:numPr>
       </w:pPr>
       <w:r>
-        <w:t>Integração com o imposter para simulação de APIs externas</w:t>
+        <w:t xml:space="preserve">Integração com o </w:t>
+      </w:r>
+      <w:proofErr w:type="spellStart"/>
+      <w:r>
+        <w:t>imposter</w:t>
+      </w:r>
+      <w:proofErr w:type="spellEnd"/>
+      <w:r>
+        <w:t xml:space="preserve"> para simulação de </w:t>
+      </w:r>
+      <w:proofErr w:type="spellStart"/>
+      <w:r>
+        <w:t>APIs</w:t>
+      </w:r>
+      <w:proofErr w:type="spellEnd"/>
+      <w:r>
+        <w:t xml:space="preserve"> externas</w:t>
       </w:r>
     </w:p>
     <w:p>
@@ -573,13 +807,31 @@
         <w:lastRenderedPageBreak/>
         <w:t xml:space="preserve">Documentação com </w:t>
       </w:r>
-      <w:r>
-        <w:rPr>
-          <w:b/>
-          <w:bCs/>
-        </w:rPr>
-        <w:t>Swagger / Swashbuckle</w:t>
-      </w:r>
+      <w:proofErr w:type="spellStart"/>
+      <w:r>
+        <w:rPr>
+          <w:b/>
+          <w:bCs/>
+        </w:rPr>
+        <w:t>Swagger</w:t>
+      </w:r>
+      <w:proofErr w:type="spellEnd"/>
+      <w:r>
+        <w:rPr>
+          <w:b/>
+          <w:bCs/>
+        </w:rPr>
+        <w:t xml:space="preserve"> / </w:t>
+      </w:r>
+      <w:proofErr w:type="spellStart"/>
+      <w:r>
+        <w:rPr>
+          <w:b/>
+          <w:bCs/>
+        </w:rPr>
+        <w:t>Swashbuckle</w:t>
+      </w:r>
+      <w:proofErr w:type="spellEnd"/>
     </w:p>
     <w:p>
       <w:pPr>
@@ -599,7 +851,15 @@
         <w:t>cache híbrido (Redis + Polly)</w:t>
       </w:r>
       <w:r>
-        <w:t xml:space="preserve"> para endpoints de leitura</w:t>
+        <w:t xml:space="preserve"> para </w:t>
+      </w:r>
+      <w:proofErr w:type="spellStart"/>
+      <w:r>
+        <w:t>endpoints</w:t>
+      </w:r>
+      <w:proofErr w:type="spellEnd"/>
+      <w:r>
+        <w:t xml:space="preserve"> de leitura</w:t>
       </w:r>
     </w:p>
     <w:p>
@@ -617,8 +877,37 @@
         <w:t>Resiliência com Polly:</w:t>
       </w:r>
       <w:r>
-        <w:t xml:space="preserve"> retries, fallback e circuit breaker</w:t>
-      </w:r>
+        <w:t xml:space="preserve"> </w:t>
+      </w:r>
+      <w:proofErr w:type="spellStart"/>
+      <w:r>
+        <w:t>retries</w:t>
+      </w:r>
+      <w:proofErr w:type="spellEnd"/>
+      <w:r>
+        <w:t xml:space="preserve">, </w:t>
+      </w:r>
+      <w:proofErr w:type="spellStart"/>
+      <w:r>
+        <w:t>fallback</w:t>
+      </w:r>
+      <w:proofErr w:type="spellEnd"/>
+      <w:r>
+        <w:t xml:space="preserve"> e </w:t>
+      </w:r>
+      <w:proofErr w:type="spellStart"/>
+      <w:r>
+        <w:t>circuit</w:t>
+      </w:r>
+      <w:proofErr w:type="spellEnd"/>
+      <w:r>
+        <w:t xml:space="preserve"> </w:t>
+      </w:r>
+      <w:proofErr w:type="spellStart"/>
+      <w:r>
+        <w:t>breaker</w:t>
+      </w:r>
+      <w:proofErr w:type="spellEnd"/>
     </w:p>
     <w:p>
       <w:pPr>
@@ -632,7 +921,39 @@
           <w:b/>
           <w:bCs/>
         </w:rPr>
-        <w:t>Base de Dados (PostgreSQL / SQL Server / MariaDB)</w:t>
+        <w:t>Base de Dados (</w:t>
+      </w:r>
+      <w:proofErr w:type="spellStart"/>
+      <w:r>
+        <w:rPr>
+          <w:b/>
+          <w:bCs/>
+        </w:rPr>
+        <w:t>PostgreSQL</w:t>
+      </w:r>
+      <w:proofErr w:type="spellEnd"/>
+      <w:r>
+        <w:rPr>
+          <w:b/>
+          <w:bCs/>
+        </w:rPr>
+        <w:t xml:space="preserve"> / SQL Server / </w:t>
+      </w:r>
+      <w:proofErr w:type="spellStart"/>
+      <w:r>
+        <w:rPr>
+          <w:b/>
+          <w:bCs/>
+        </w:rPr>
+        <w:t>MariaDB</w:t>
+      </w:r>
+      <w:proofErr w:type="spellEnd"/>
+      <w:r>
+        <w:rPr>
+          <w:b/>
+          <w:bCs/>
+        </w:rPr>
+        <w:t>)</w:t>
       </w:r>
     </w:p>
     <w:p>
@@ -645,12 +966,14 @@
           <w:lang w:val="en-GB"/>
         </w:rPr>
       </w:pPr>
+      <w:proofErr w:type="spellStart"/>
       <w:r>
         <w:rPr>
           <w:lang w:val="en-GB"/>
         </w:rPr>
         <w:t>Tabelas</w:t>
       </w:r>
+      <w:proofErr w:type="spellEnd"/>
     </w:p>
     <w:p>
       <w:pPr>
@@ -662,12 +985,21 @@
       <w:r>
         <w:t xml:space="preserve">Acesso através de </w:t>
       </w:r>
-      <w:r>
-        <w:rPr>
-          <w:b/>
-          <w:bCs/>
-        </w:rPr>
-        <w:t>Entity Framework Core (.NET 8)</w:t>
+      <w:proofErr w:type="spellStart"/>
+      <w:r>
+        <w:rPr>
+          <w:b/>
+          <w:bCs/>
+        </w:rPr>
+        <w:t>Entity</w:t>
+      </w:r>
+      <w:proofErr w:type="spellEnd"/>
+      <w:r>
+        <w:rPr>
+          <w:b/>
+          <w:bCs/>
+        </w:rPr>
+        <w:t xml:space="preserve"> Framework Core (.NET 8)</w:t>
       </w:r>
       <w:r>
         <w:rPr>
@@ -685,7 +1017,17 @@
         </w:numPr>
       </w:pPr>
       <w:r>
-        <w:t>Suporte configurável via appsettings.json e variáveis de ambiente</w:t>
+        <w:t xml:space="preserve">Suporte configurável via </w:t>
+      </w:r>
+      <w:proofErr w:type="spellStart"/>
+      <w:proofErr w:type="gramStart"/>
+      <w:r>
+        <w:t>appsettings.json</w:t>
+      </w:r>
+      <w:proofErr w:type="spellEnd"/>
+      <w:proofErr w:type="gramEnd"/>
+      <w:r>
+        <w:t xml:space="preserve"> e variáveis de ambiente</w:t>
       </w:r>
     </w:p>
     <w:p>
@@ -695,6 +1037,7 @@
           <w:numId w:val="3"/>
         </w:numPr>
       </w:pPr>
+      <w:proofErr w:type="gramStart"/>
       <w:r>
         <w:rPr>
           <w:b/>
@@ -702,6 +1045,7 @@
         </w:rPr>
         <w:t>Redis Cache</w:t>
       </w:r>
+      <w:proofErr w:type="gramEnd"/>
     </w:p>
     <w:p>
       <w:pPr>
@@ -735,6 +1079,7 @@
       <w:r>
         <w:t xml:space="preserve">Integrado via </w:t>
       </w:r>
+      <w:proofErr w:type="spellStart"/>
       <w:r>
         <w:rPr>
           <w:b/>
@@ -742,6 +1087,7 @@
         </w:rPr>
         <w:t>StackExchange.Redis</w:t>
       </w:r>
+      <w:proofErr w:type="spellEnd"/>
     </w:p>
     <w:p>
       <w:pPr>
@@ -768,12 +1114,21 @@
       <w:r>
         <w:t xml:space="preserve">Implementa </w:t>
       </w:r>
-      <w:r>
-        <w:rPr>
-          <w:b/>
-          <w:bCs/>
-        </w:rPr>
-        <w:t>retries automáticos</w:t>
+      <w:proofErr w:type="spellStart"/>
+      <w:r>
+        <w:rPr>
+          <w:b/>
+          <w:bCs/>
+        </w:rPr>
+        <w:t>retries</w:t>
+      </w:r>
+      <w:proofErr w:type="spellEnd"/>
+      <w:r>
+        <w:rPr>
+          <w:b/>
+          <w:bCs/>
+        </w:rPr>
+        <w:t xml:space="preserve"> automáticos</w:t>
       </w:r>
       <w:r>
         <w:t xml:space="preserve"> em caso de falhas temporárias</w:t>
@@ -789,13 +1144,31 @@
       <w:r>
         <w:t xml:space="preserve">Utiliza </w:t>
       </w:r>
-      <w:r>
-        <w:rPr>
-          <w:b/>
-          <w:bCs/>
-        </w:rPr>
-        <w:t>circuit breaker</w:t>
-      </w:r>
+      <w:proofErr w:type="spellStart"/>
+      <w:r>
+        <w:rPr>
+          <w:b/>
+          <w:bCs/>
+        </w:rPr>
+        <w:t>circuit</w:t>
+      </w:r>
+      <w:proofErr w:type="spellEnd"/>
+      <w:r>
+        <w:rPr>
+          <w:b/>
+          <w:bCs/>
+        </w:rPr>
+        <w:t xml:space="preserve"> </w:t>
+      </w:r>
+      <w:proofErr w:type="spellStart"/>
+      <w:r>
+        <w:rPr>
+          <w:b/>
+          <w:bCs/>
+        </w:rPr>
+        <w:t>breaker</w:t>
+      </w:r>
+      <w:proofErr w:type="spellEnd"/>
       <w:r>
         <w:t xml:space="preserve"> para prevenir sobrecarga de serviços</w:t>
       </w:r>
@@ -815,7 +1188,23 @@
           <w:b/>
           <w:bCs/>
         </w:rPr>
-        <w:t>cache local (in-memory)</w:t>
+        <w:t>cache local (</w:t>
+      </w:r>
+      <w:proofErr w:type="spellStart"/>
+      <w:r>
+        <w:rPr>
+          <w:b/>
+          <w:bCs/>
+        </w:rPr>
+        <w:t>in-memory</w:t>
+      </w:r>
+      <w:proofErr w:type="spellEnd"/>
+      <w:r>
+        <w:rPr>
+          <w:b/>
+          <w:bCs/>
+        </w:rPr>
+        <w:t>)</w:t>
       </w:r>
       <w:r>
         <w:t xml:space="preserve"> de curta duração</w:t>
@@ -831,6 +1220,8 @@
       <w:r>
         <w:t xml:space="preserve">Integrado através da biblioteca </w:t>
       </w:r>
+      <w:proofErr w:type="spellStart"/>
+      <w:proofErr w:type="gramStart"/>
       <w:r>
         <w:rPr>
           <w:b/>
@@ -838,6 +1229,8 @@
         </w:rPr>
         <w:t>Polly.Extensions.Http</w:t>
       </w:r>
+      <w:proofErr w:type="spellEnd"/>
+      <w:proofErr w:type="gramEnd"/>
     </w:p>
     <w:p>
       <w:pPr>
@@ -846,12 +1239,37 @@
           <w:numId w:val="3"/>
         </w:numPr>
       </w:pPr>
-      <w:r>
-        <w:rPr>
-          <w:b/>
-          <w:bCs/>
-        </w:rPr>
-        <w:t>Imposter (Mock externo)</w:t>
+      <w:proofErr w:type="spellStart"/>
+      <w:r>
+        <w:rPr>
+          <w:b/>
+          <w:bCs/>
+        </w:rPr>
+        <w:t>Imposter</w:t>
+      </w:r>
+      <w:proofErr w:type="spellEnd"/>
+      <w:r>
+        <w:rPr>
+          <w:b/>
+          <w:bCs/>
+        </w:rPr>
+        <w:t xml:space="preserve"> (</w:t>
+      </w:r>
+      <w:proofErr w:type="spellStart"/>
+      <w:r>
+        <w:rPr>
+          <w:b/>
+          <w:bCs/>
+        </w:rPr>
+        <w:t>Mock</w:t>
+      </w:r>
+      <w:proofErr w:type="spellEnd"/>
+      <w:r>
+        <w:rPr>
+          <w:b/>
+          <w:bCs/>
+        </w:rPr>
+        <w:t xml:space="preserve"> externo)</w:t>
       </w:r>
     </w:p>
     <w:p>
@@ -864,11 +1282,34 @@
       <w:r>
         <w:t>Simulação de inventário (</w:t>
       </w:r>
-      <w:r>
-        <w:t xml:space="preserve">ex: </w:t>
-      </w:r>
-      <w:r>
-        <w:t>GET /inventory/:sku)</w:t>
+      <w:proofErr w:type="spellStart"/>
+      <w:r>
+        <w:t>ex</w:t>
+      </w:r>
+      <w:proofErr w:type="spellEnd"/>
+      <w:r>
+        <w:t xml:space="preserve">: </w:t>
+      </w:r>
+      <w:r>
+        <w:t>GET /</w:t>
+      </w:r>
+      <w:proofErr w:type="spellStart"/>
+      <w:r>
+        <w:t>inventory</w:t>
+      </w:r>
+      <w:proofErr w:type="spellEnd"/>
+      <w:proofErr w:type="gramStart"/>
+      <w:r>
+        <w:t>/:</w:t>
+      </w:r>
+      <w:proofErr w:type="spellStart"/>
+      <w:r>
+        <w:t>sku</w:t>
+      </w:r>
+      <w:proofErr w:type="spellEnd"/>
+      <w:proofErr w:type="gramEnd"/>
+      <w:r>
+        <w:t>)</w:t>
       </w:r>
     </w:p>
     <w:p>
@@ -881,11 +1322,24 @@
       <w:r>
         <w:t>Simulação de pagamentos (</w:t>
       </w:r>
-      <w:r>
-        <w:t xml:space="preserve">ex: </w:t>
-      </w:r>
-      <w:r>
-        <w:t>POST /payments)</w:t>
+      <w:proofErr w:type="spellStart"/>
+      <w:r>
+        <w:t>ex</w:t>
+      </w:r>
+      <w:proofErr w:type="spellEnd"/>
+      <w:r>
+        <w:t xml:space="preserve">: </w:t>
+      </w:r>
+      <w:r>
+        <w:t>POST /</w:t>
+      </w:r>
+      <w:proofErr w:type="spellStart"/>
+      <w:r>
+        <w:t>payments</w:t>
+      </w:r>
+      <w:proofErr w:type="spellEnd"/>
+      <w:r>
+        <w:t>)</w:t>
       </w:r>
     </w:p>
     <w:p>
@@ -895,12 +1349,21 @@
           <w:numId w:val="3"/>
         </w:numPr>
       </w:pPr>
-      <w:r>
-        <w:rPr>
-          <w:b/>
-          <w:bCs/>
-        </w:rPr>
-        <w:t>Frontend / Mobile</w:t>
+      <w:proofErr w:type="spellStart"/>
+      <w:r>
+        <w:rPr>
+          <w:b/>
+          <w:bCs/>
+        </w:rPr>
+        <w:t>Frontend</w:t>
+      </w:r>
+      <w:proofErr w:type="spellEnd"/>
+      <w:r>
+        <w:rPr>
+          <w:b/>
+          <w:bCs/>
+        </w:rPr>
+        <w:t xml:space="preserve"> / Mobile</w:t>
       </w:r>
     </w:p>
     <w:p>
@@ -911,7 +1374,15 @@
         </w:numPr>
       </w:pPr>
       <w:r>
-        <w:t>Consome os endpoints da API</w:t>
+        <w:t xml:space="preserve">Consome os </w:t>
+      </w:r>
+      <w:proofErr w:type="spellStart"/>
+      <w:r>
+        <w:t>endpoints</w:t>
+      </w:r>
+      <w:proofErr w:type="spellEnd"/>
+      <w:r>
+        <w:t xml:space="preserve"> da API</w:t>
       </w:r>
     </w:p>
     <w:p>
@@ -922,8 +1393,13 @@
         </w:numPr>
       </w:pPr>
       <w:r>
-        <w:t>Mostra dados em tempo real obtidos da base de dados, cache (Redis + Polly) e imposter</w:t>
-      </w:r>
+        <w:t xml:space="preserve">Mostra dados em tempo real obtidos da base de dados, cache (Redis + Polly) e </w:t>
+      </w:r>
+      <w:proofErr w:type="spellStart"/>
+      <w:r>
+        <w:t>imposter</w:t>
+      </w:r>
+      <w:proofErr w:type="spellEnd"/>
     </w:p>
     <w:p/>
     <w:p>
@@ -1058,7 +1534,15 @@
         </w:numPr>
       </w:pPr>
       <w:r>
-        <w:t>Scripts da base de dados (DDL e seed)</w:t>
+        <w:t xml:space="preserve">Scripts da base de dados (DDL e </w:t>
+      </w:r>
+      <w:proofErr w:type="spellStart"/>
+      <w:r>
+        <w:t>seed</w:t>
+      </w:r>
+      <w:proofErr w:type="spellEnd"/>
+      <w:r>
+        <w:t>)</w:t>
       </w:r>
     </w:p>
     <w:p>
@@ -1069,8 +1553,13 @@
         </w:numPr>
       </w:pPr>
       <w:r>
-        <w:t>Ficheiro docker-compose.yml</w:t>
-      </w:r>
+        <w:t xml:space="preserve">Ficheiro </w:t>
+      </w:r>
+      <w:proofErr w:type="spellStart"/>
+      <w:r>
+        <w:t>docker-compose.yml</w:t>
+      </w:r>
+      <w:proofErr w:type="spellEnd"/>
     </w:p>
     <w:p>
       <w:pPr>
@@ -1080,7 +1569,31 @@
         </w:numPr>
       </w:pPr>
       <w:r>
-        <w:t>Ficheiro do imposter (Mountebank / WireMock JSON)</w:t>
+        <w:t xml:space="preserve">Ficheiro do </w:t>
+      </w:r>
+      <w:proofErr w:type="spellStart"/>
+      <w:r>
+        <w:t>imposter</w:t>
+      </w:r>
+      <w:proofErr w:type="spellEnd"/>
+      <w:r>
+        <w:t xml:space="preserve"> (</w:t>
+      </w:r>
+      <w:proofErr w:type="spellStart"/>
+      <w:r>
+        <w:t>Mountebank</w:t>
+      </w:r>
+      <w:proofErr w:type="spellEnd"/>
+      <w:r>
+        <w:t xml:space="preserve"> / </w:t>
+      </w:r>
+      <w:proofErr w:type="spellStart"/>
+      <w:r>
+        <w:t>WireMock</w:t>
+      </w:r>
+      <w:proofErr w:type="spellEnd"/>
+      <w:r>
+        <w:t xml:space="preserve"> JSON)</w:t>
       </w:r>
     </w:p>
     <w:p>
@@ -1130,16 +1643,18 @@
         </w:numPr>
       </w:pPr>
       <w:r>
-        <w:t>Coleção de testes Postman ou equivalente</w:t>
-      </w:r>
-    </w:p>
-    <w:p>
-      <w:r>
-        <w:pict w14:anchorId="0BA6958A">
-          <v:rect id="_x0000_i1026" style="width:0;height:1.5pt" o:hralign="center" o:hrstd="t" o:hr="t" fillcolor="#a0a0a0" stroked="f"/>
-        </w:pict>
-      </w:r>
-    </w:p>
+        <w:t xml:space="preserve">Coleção de testes </w:t>
+      </w:r>
+      <w:proofErr w:type="spellStart"/>
+      <w:r>
+        <w:t>Postman</w:t>
+      </w:r>
+      <w:proofErr w:type="spellEnd"/>
+      <w:r>
+        <w:t xml:space="preserve"> ou equivalente</w:t>
+      </w:r>
+    </w:p>
+    <w:p/>
     <w:p>
       <w:pPr>
         <w:rPr>
@@ -1170,7 +1685,23 @@
           <w:b/>
           <w:bCs/>
         </w:rPr>
-        <w:t>colaboração ativa do utilizadore:</w:t>
+        <w:t xml:space="preserve">colaboração ativa do </w:t>
+      </w:r>
+      <w:proofErr w:type="spellStart"/>
+      <w:r>
+        <w:rPr>
+          <w:b/>
+          <w:bCs/>
+        </w:rPr>
+        <w:t>utilizadore</w:t>
+      </w:r>
+      <w:proofErr w:type="spellEnd"/>
+      <w:r>
+        <w:rPr>
+          <w:b/>
+          <w:bCs/>
+        </w:rPr>
+        <w:t>:</w:t>
       </w:r>
       <w:r>
         <w:br/>
@@ -1200,12 +1731,22 @@
       <w:r>
         <w:br/>
       </w:r>
-      <w:r>
-        <w:rPr>
-          <w:b/>
-          <w:bCs/>
-        </w:rPr>
-        <w:t>api-</w:t>
+      <w:proofErr w:type="spellStart"/>
+      <w:r>
+        <w:rPr>
+          <w:b/>
+          <w:bCs/>
+        </w:rPr>
+        <w:t>api</w:t>
+      </w:r>
+      <w:proofErr w:type="spellEnd"/>
+      <w:proofErr w:type="gramStart"/>
+      <w:r>
+        <w:rPr>
+          <w:b/>
+          <w:bCs/>
+        </w:rPr>
+        <w:t>-</w:t>
       </w:r>
       <w:r>
         <w:rPr>
@@ -1214,6 +1755,7 @@
         </w:rPr>
         <w:t>“</w:t>
       </w:r>
+      <w:proofErr w:type="spellStart"/>
       <w:r>
         <w:rPr>
           <w:b/>
@@ -1221,6 +1763,7 @@
         </w:rPr>
         <w:t>dariojoana</w:t>
       </w:r>
+      <w:proofErr w:type="spellEnd"/>
       <w:r>
         <w:rPr>
           <w:b/>
@@ -1233,7 +1776,15 @@
           <w:b/>
           <w:bCs/>
         </w:rPr>
-        <w:t>-projeto-final</w:t>
+        <w:t>-</w:t>
+      </w:r>
+      <w:proofErr w:type="gramEnd"/>
+      <w:r>
+        <w:rPr>
+          <w:b/>
+          <w:bCs/>
+        </w:rPr>
+        <w:t>projeto-final</w:t>
       </w:r>
     </w:p>
     <w:p>
@@ -1386,7 +1937,15 @@
           </w:tcPr>
           <w:p>
             <w:r>
-              <w:t>Organização, endpoints REST, boas práticas em .NET 8</w:t>
+              <w:t xml:space="preserve">Organização, </w:t>
+            </w:r>
+            <w:proofErr w:type="spellStart"/>
+            <w:r>
+              <w:t>endpoints</w:t>
+            </w:r>
+            <w:proofErr w:type="spellEnd"/>
+            <w:r>
+              <w:t xml:space="preserve"> REST, boas práticas em .NET 8</w:t>
             </w:r>
           </w:p>
         </w:tc>
@@ -1415,8 +1974,13 @@
           </w:tcPr>
           <w:p>
             <w:r>
-              <w:t>Integração com DB, Redis e Imposter</w:t>
+              <w:t xml:space="preserve">Integração com DB, Redis e </w:t>
             </w:r>
+            <w:proofErr w:type="spellStart"/>
+            <w:r>
+              <w:t>Imposter</w:t>
+            </w:r>
+            <w:proofErr w:type="spellEnd"/>
           </w:p>
         </w:tc>
         <w:tc>
@@ -1551,7 +2115,23 @@
           </w:tcPr>
           <w:p>
             <w:r>
-              <w:t>README, Swagger/OpenAPI, instruções claras</w:t>
+              <w:t xml:space="preserve">README, </w:t>
+            </w:r>
+            <w:proofErr w:type="spellStart"/>
+            <w:r>
+              <w:t>Swagger</w:t>
+            </w:r>
+            <w:proofErr w:type="spellEnd"/>
+            <w:r>
+              <w:t>/</w:t>
+            </w:r>
+            <w:proofErr w:type="spellStart"/>
+            <w:r>
+              <w:t>OpenAPI</w:t>
+            </w:r>
+            <w:proofErr w:type="spellEnd"/>
+            <w:r>
+              <w:t>, instruções claras</w:t>
             </w:r>
           </w:p>
         </w:tc>
@@ -1651,39 +2231,38 @@
         </w:tc>
       </w:tr>
     </w:tbl>
-    <w:p>
-      <w:r>
-        <w:pict w14:anchorId="3628FB59">
-          <v:rect id="_x0000_i1027" style="width:0;height:1.5pt" o:hralign="center" o:hrstd="t" o:hr="t" fillcolor="#a0a0a0" stroked="f"/>
-        </w:pict>
-      </w:r>
-    </w:p>
-    <w:p>
-      <w:pPr>
-        <w:rPr>
-          <w:b/>
-          <w:bCs/>
-        </w:rPr>
-      </w:pPr>
-      <w:r>
-        <w:rPr>
-          <w:rFonts w:ascii="Segoe UI Emoji" w:hAnsi="Segoe UI Emoji" w:cs="Segoe UI Emoji"/>
-          <w:b/>
-          <w:bCs/>
-        </w:rPr>
-        <w:t>🧩</w:t>
-      </w:r>
-      <w:r>
-        <w:rPr>
-          <w:b/>
-          <w:bCs/>
-        </w:rPr>
-        <w:t xml:space="preserve"> Sugestão de Organização do Repositório</w:t>
-      </w:r>
-    </w:p>
-    <w:p>
-      <w:r>
-        <w:t>api-dariojoana-projeto-final/</w:t>
+    <w:p/>
+    <w:p>
+      <w:pPr>
+        <w:rPr>
+          <w:b/>
+          <w:bCs/>
+        </w:rPr>
+      </w:pPr>
+      <w:r>
+        <w:rPr>
+          <w:b/>
+          <w:bCs/>
+        </w:rPr>
+        <w:t>Sugestão de Organização do Repositório</w:t>
+      </w:r>
+    </w:p>
+    <w:p>
+      <w:proofErr w:type="spellStart"/>
+      <w:r>
+        <w:t>api</w:t>
+      </w:r>
+      <w:proofErr w:type="spellEnd"/>
+      <w:r>
+        <w:t>-</w:t>
+      </w:r>
+      <w:proofErr w:type="spellStart"/>
+      <w:r>
+        <w:t>dariojoana</w:t>
+      </w:r>
+      <w:proofErr w:type="spellEnd"/>
+      <w:r>
+        <w:t>-projeto-final/</w:t>
       </w:r>
     </w:p>
     <w:p>
@@ -1700,7 +2279,15 @@
         <w:t>──</w:t>
       </w:r>
       <w:r>
-        <w:t xml:space="preserve"> api/</w:t>
+        <w:t xml:space="preserve"> </w:t>
+      </w:r>
+      <w:proofErr w:type="spellStart"/>
+      <w:r>
+        <w:t>api</w:t>
+      </w:r>
+      <w:proofErr w:type="spellEnd"/>
+      <w:r>
+        <w:t>/</w:t>
       </w:r>
     </w:p>
     <w:p>
@@ -1740,7 +2327,15 @@
         <w:t>──</w:t>
       </w:r>
       <w:r>
-        <w:t xml:space="preserve"> ApiDarioJoanaProjetoFinal/</w:t>
+        <w:t xml:space="preserve"> </w:t>
+      </w:r>
+      <w:proofErr w:type="spellStart"/>
+      <w:r>
+        <w:t>ApiDarioJoanaProjetoFinal</w:t>
+      </w:r>
+      <w:proofErr w:type="spellEnd"/>
+      <w:r>
+        <w:t>/</w:t>
       </w:r>
     </w:p>
     <w:p>
@@ -1760,7 +2355,15 @@
         <w:t>──</w:t>
       </w:r>
       <w:r>
-        <w:t xml:space="preserve"> Controllers/</w:t>
+        <w:t xml:space="preserve"> </w:t>
+      </w:r>
+      <w:proofErr w:type="spellStart"/>
+      <w:r>
+        <w:t>Controllers</w:t>
+      </w:r>
+      <w:proofErr w:type="spellEnd"/>
+      <w:r>
+        <w:t>/</w:t>
       </w:r>
     </w:p>
     <w:p>
@@ -1780,7 +2383,15 @@
         <w:t>──</w:t>
       </w:r>
       <w:r>
-        <w:t xml:space="preserve"> Models/</w:t>
+        <w:t xml:space="preserve"> </w:t>
+      </w:r>
+      <w:proofErr w:type="spellStart"/>
+      <w:r>
+        <w:t>Models</w:t>
+      </w:r>
+      <w:proofErr w:type="spellEnd"/>
+      <w:r>
+        <w:t>/</w:t>
       </w:r>
     </w:p>
     <w:p>
@@ -1820,7 +2431,15 @@
         <w:t>──</w:t>
       </w:r>
       <w:r>
-        <w:t xml:space="preserve"> Services/</w:t>
+        <w:t xml:space="preserve"> </w:t>
+      </w:r>
+      <w:proofErr w:type="spellStart"/>
+      <w:r>
+        <w:t>Services</w:t>
+      </w:r>
+      <w:proofErr w:type="spellEnd"/>
+      <w:r>
+        <w:t>/</w:t>
       </w:r>
     </w:p>
     <w:p>
@@ -1860,7 +2479,15 @@
         <w:t>──</w:t>
       </w:r>
       <w:r>
-        <w:t xml:space="preserve"> Resilience/</w:t>
+        <w:t xml:space="preserve"> </w:t>
+      </w:r>
+      <w:proofErr w:type="spellStart"/>
+      <w:r>
+        <w:t>Resilience</w:t>
+      </w:r>
+      <w:proofErr w:type="spellEnd"/>
+      <w:r>
+        <w:t>/</w:t>
       </w:r>
     </w:p>
     <w:p>
@@ -1880,8 +2507,13 @@
         <w:t>──</w:t>
       </w:r>
       <w:r>
-        <w:t xml:space="preserve"> Program.cs</w:t>
-      </w:r>
+        <w:t xml:space="preserve"> </w:t>
+      </w:r>
+      <w:proofErr w:type="spellStart"/>
+      <w:r>
+        <w:t>Program.cs</w:t>
+      </w:r>
+      <w:proofErr w:type="spellEnd"/>
     </w:p>
     <w:p>
       <w:r>
@@ -1900,13 +2532,25 @@
         <w:t>──</w:t>
       </w:r>
       <w:r>
-        <w:t xml:space="preserve"> appsettings.json</w:t>
-      </w:r>
-    </w:p>
-    <w:p>
-      <w:r>
-        <w:t>│   │   └── ApiDarioJoanaProjetoFinal.csproj</w:t>
-      </w:r>
+        <w:t xml:space="preserve"> </w:t>
+      </w:r>
+      <w:proofErr w:type="spellStart"/>
+      <w:proofErr w:type="gramStart"/>
+      <w:r>
+        <w:t>appsettings.json</w:t>
+      </w:r>
+      <w:proofErr w:type="spellEnd"/>
+      <w:proofErr w:type="gramEnd"/>
+    </w:p>
+    <w:p>
+      <w:r>
+        <w:t xml:space="preserve">│   │   └── </w:t>
+      </w:r>
+      <w:proofErr w:type="spellStart"/>
+      <w:r>
+        <w:t>ApiDarioJoanaProjetoFinal.csproj</w:t>
+      </w:r>
+      <w:proofErr w:type="spellEnd"/>
     </w:p>
     <w:p>
       <w:r>
@@ -1925,7 +2569,15 @@
         <w:t>──</w:t>
       </w:r>
       <w:r>
-        <w:t xml:space="preserve"> Tests/</w:t>
+        <w:t xml:space="preserve"> </w:t>
+      </w:r>
+      <w:proofErr w:type="spellStart"/>
+      <w:r>
+        <w:t>Tests</w:t>
+      </w:r>
+      <w:proofErr w:type="spellEnd"/>
+      <w:r>
+        <w:t>/</w:t>
       </w:r>
     </w:p>
     <w:p>
@@ -1945,12 +2597,25 @@
         <w:t>──</w:t>
       </w:r>
       <w:r>
-        <w:t xml:space="preserve"> ApiDarioJoanaProjetoFinal.Tests.csproj</w:t>
-      </w:r>
-    </w:p>
-    <w:p>
-      <w:r>
-        <w:t>│   │   └── UnitTests/</w:t>
+        <w:t xml:space="preserve"> </w:t>
+      </w:r>
+      <w:proofErr w:type="spellStart"/>
+      <w:r>
+        <w:t>ApiDarioJoanaProjetoFinal.Tests.csproj</w:t>
+      </w:r>
+      <w:proofErr w:type="spellEnd"/>
+    </w:p>
+    <w:p>
+      <w:r>
+        <w:t xml:space="preserve">│   │   └── </w:t>
+      </w:r>
+      <w:proofErr w:type="spellStart"/>
+      <w:r>
+        <w:t>UnitTests</w:t>
+      </w:r>
+      <w:proofErr w:type="spellEnd"/>
+      <w:r>
+        <w:t>/</w:t>
       </w:r>
     </w:p>
     <w:p>
@@ -1972,7 +2637,15 @@
         <w:t>──</w:t>
       </w:r>
       <w:r>
-        <w:t xml:space="preserve"> database/</w:t>
+        <w:t xml:space="preserve"> </w:t>
+      </w:r>
+      <w:proofErr w:type="spellStart"/>
+      <w:r>
+        <w:t>database</w:t>
+      </w:r>
+      <w:proofErr w:type="spellEnd"/>
+      <w:r>
+        <w:t>/</w:t>
       </w:r>
     </w:p>
     <w:p>
@@ -1992,14 +2665,24 @@
         <w:t>──</w:t>
       </w:r>
       <w:r>
-        <w:t xml:space="preserve"> schema.sql</w:t>
-      </w:r>
+        <w:t xml:space="preserve"> </w:t>
+      </w:r>
+      <w:proofErr w:type="spellStart"/>
+      <w:r>
+        <w:t>schema.sql</w:t>
+      </w:r>
+      <w:proofErr w:type="spellEnd"/>
     </w:p>
     <w:p>
       <w:r>
         <w:lastRenderedPageBreak/>
-        <w:t>│   └── seed.sql</w:t>
-      </w:r>
+        <w:t xml:space="preserve">│   └── </w:t>
+      </w:r>
+      <w:proofErr w:type="spellStart"/>
+      <w:r>
+        <w:t>seed.sql</w:t>
+      </w:r>
+      <w:proofErr w:type="spellEnd"/>
     </w:p>
     <w:p>
       <w:r>
@@ -2015,13 +2698,28 @@
         <w:t>──</w:t>
       </w:r>
       <w:r>
-        <w:t xml:space="preserve"> imposter/</w:t>
-      </w:r>
-    </w:p>
-    <w:p>
-      <w:r>
-        <w:t>│   └── mountebank.json</w:t>
-      </w:r>
+        <w:t xml:space="preserve"> </w:t>
+      </w:r>
+      <w:proofErr w:type="spellStart"/>
+      <w:r>
+        <w:t>imposter</w:t>
+      </w:r>
+      <w:proofErr w:type="spellEnd"/>
+      <w:r>
+        <w:t>/</w:t>
+      </w:r>
+    </w:p>
+    <w:p>
+      <w:r>
+        <w:t xml:space="preserve">│   └── </w:t>
+      </w:r>
+      <w:proofErr w:type="spellStart"/>
+      <w:proofErr w:type="gramStart"/>
+      <w:r>
+        <w:t>mountebank.json</w:t>
+      </w:r>
+      <w:proofErr w:type="spellEnd"/>
+      <w:proofErr w:type="gramEnd"/>
     </w:p>
     <w:p>
       <w:r>
@@ -2037,21 +2735,33 @@
         <w:t>──</w:t>
       </w:r>
       <w:r>
-        <w:t xml:space="preserve"> docker-compose.yml</w:t>
-      </w:r>
-    </w:p>
-    <w:p>
-      <w:r>
-        <w:t>└── .env.example</w:t>
-      </w:r>
-    </w:p>
-    <w:p>
-      <w:r>
-        <w:pict w14:anchorId="5D3F4A0A">
-          <v:rect id="_x0000_i1028" style="width:0;height:1.5pt" o:hralign="center" o:hrstd="t" o:hr="t" fillcolor="#a0a0a0" stroked="f"/>
-        </w:pict>
-      </w:r>
-    </w:p>
+        <w:t xml:space="preserve"> </w:t>
+      </w:r>
+      <w:proofErr w:type="spellStart"/>
+      <w:r>
+        <w:t>docker-compose.yml</w:t>
+      </w:r>
+      <w:proofErr w:type="spellEnd"/>
+    </w:p>
+    <w:p>
+      <w:r>
+        <w:t>└─</w:t>
+      </w:r>
+      <w:proofErr w:type="gramStart"/>
+      <w:r>
+        <w:t>─ .</w:t>
+      </w:r>
+      <w:proofErr w:type="spellStart"/>
+      <w:r>
+        <w:t>env</w:t>
+      </w:r>
+      <w:proofErr w:type="gramEnd"/>
+      <w:r>
+        <w:t>.example</w:t>
+      </w:r>
+      <w:proofErr w:type="spellEnd"/>
+    </w:p>
+    <w:p/>
     <w:p>
       <w:pPr>
         <w:rPr>
@@ -2124,6 +2834,7 @@
       <w:r>
         <w:t>Caso não exista → consulta a base de dados (</w:t>
       </w:r>
+      <w:proofErr w:type="spellStart"/>
       <w:r>
         <w:rPr>
           <w:b/>
@@ -2131,6 +2842,7 @@
         </w:rPr>
         <w:t>PostgreSQL</w:t>
       </w:r>
+      <w:proofErr w:type="spellEnd"/>
       <w:r>
         <w:t xml:space="preserve">, </w:t>
       </w:r>
@@ -2144,6 +2856,7 @@
       <w:r>
         <w:t xml:space="preserve"> ou </w:t>
       </w:r>
+      <w:proofErr w:type="spellStart"/>
       <w:r>
         <w:rPr>
           <w:b/>
@@ -2151,6 +2864,7 @@
         </w:rPr>
         <w:t>MariaDB</w:t>
       </w:r>
+      <w:proofErr w:type="spellEnd"/>
       <w:r>
         <w:t>)</w:t>
       </w:r>
@@ -2165,6 +2879,7 @@
       <w:r>
         <w:t xml:space="preserve">API → comunica com o </w:t>
       </w:r>
+      <w:proofErr w:type="spellStart"/>
       <w:r>
         <w:rPr>
           <w:b/>
@@ -2172,6 +2887,7 @@
         </w:rPr>
         <w:t>Imposter</w:t>
       </w:r>
+      <w:proofErr w:type="spellEnd"/>
       <w:r>
         <w:t xml:space="preserve"> (simula inventário/pagamento) se necessário</w:t>
       </w:r>
@@ -2187,13 +2903,7 @@
         <w:t>API → atualiza Redis e Polly Cache → devolve resposta JSON ao cliente</w:t>
       </w:r>
     </w:p>
-    <w:p>
-      <w:r>
-        <w:pict w14:anchorId="60085120">
-          <v:rect id="_x0000_i1029" style="width:0;height:1.5pt" o:hralign="center" o:hrstd="t" o:hr="t" fillcolor="#a0a0a0" stroked="f"/>
-        </w:pict>
-      </w:r>
-    </w:p>
+    <w:p/>
     <w:p>
       <w:pPr>
         <w:rPr>
@@ -2249,7 +2959,15 @@
         <w:t>ORM:</w:t>
       </w:r>
       <w:r>
-        <w:t xml:space="preserve"> Entity Framework Core 8</w:t>
+        <w:t xml:space="preserve"> </w:t>
+      </w:r>
+      <w:proofErr w:type="spellStart"/>
+      <w:r>
+        <w:t>Entity</w:t>
+      </w:r>
+      <w:proofErr w:type="spellEnd"/>
+      <w:r>
+        <w:t xml:space="preserve"> Framework Core 8</w:t>
       </w:r>
     </w:p>
     <w:p>
@@ -2259,12 +2977,21 @@
           <w:numId w:val="8"/>
         </w:numPr>
       </w:pPr>
-      <w:r>
-        <w:rPr>
-          <w:b/>
-          <w:bCs/>
-        </w:rPr>
-        <w:t>DBs suportadas:</w:t>
+      <w:proofErr w:type="spellStart"/>
+      <w:r>
+        <w:rPr>
+          <w:b/>
+          <w:bCs/>
+        </w:rPr>
+        <w:t>DBs</w:t>
+      </w:r>
+      <w:proofErr w:type="spellEnd"/>
+      <w:r>
+        <w:rPr>
+          <w:b/>
+          <w:bCs/>
+        </w:rPr>
+        <w:t xml:space="preserve"> suportadas:</w:t>
       </w:r>
     </w:p>
     <w:p>
@@ -2274,6 +3001,7 @@
           <w:numId w:val="8"/>
         </w:numPr>
       </w:pPr>
+      <w:proofErr w:type="spellStart"/>
       <w:r>
         <w:rPr>
           <w:b/>
@@ -2281,8 +3009,19 @@
         </w:rPr>
         <w:t>PostgreSQL</w:t>
       </w:r>
-      <w:r>
-        <w:t xml:space="preserve"> (Npgsql.EntityFrameworkCore.PostgreSQL)</w:t>
+      <w:proofErr w:type="spellEnd"/>
+      <w:r>
+        <w:t xml:space="preserve"> (</w:t>
+      </w:r>
+      <w:proofErr w:type="spellStart"/>
+      <w:proofErr w:type="gramStart"/>
+      <w:r>
+        <w:t>Npgsql.EntityFrameworkCore.PostgreSQL</w:t>
+      </w:r>
+      <w:proofErr w:type="spellEnd"/>
+      <w:proofErr w:type="gramEnd"/>
+      <w:r>
+        <w:t>)</w:t>
       </w:r>
     </w:p>
     <w:p>
@@ -2300,7 +3039,17 @@
         <w:t>SQL Server</w:t>
       </w:r>
       <w:r>
-        <w:t xml:space="preserve"> (Microsoft.EntityFrameworkCore.SqlServer)</w:t>
+        <w:t xml:space="preserve"> (</w:t>
+      </w:r>
+      <w:proofErr w:type="spellStart"/>
+      <w:proofErr w:type="gramStart"/>
+      <w:r>
+        <w:t>Microsoft.EntityFrameworkCore.SqlServer</w:t>
+      </w:r>
+      <w:proofErr w:type="spellEnd"/>
+      <w:proofErr w:type="gramEnd"/>
+      <w:r>
+        <w:t>)</w:t>
       </w:r>
     </w:p>
     <w:p>
@@ -2310,6 +3059,7 @@
           <w:numId w:val="8"/>
         </w:numPr>
       </w:pPr>
+      <w:proofErr w:type="spellStart"/>
       <w:r>
         <w:rPr>
           <w:b/>
@@ -2317,8 +3067,19 @@
         </w:rPr>
         <w:t>MariaDB</w:t>
       </w:r>
-      <w:r>
-        <w:t xml:space="preserve"> (Pomelo.EntityFrameworkCore.MySql)</w:t>
+      <w:proofErr w:type="spellEnd"/>
+      <w:r>
+        <w:t xml:space="preserve"> (</w:t>
+      </w:r>
+      <w:proofErr w:type="spellStart"/>
+      <w:proofErr w:type="gramStart"/>
+      <w:r>
+        <w:t>Pomelo.EntityFrameworkCore.MySql</w:t>
+      </w:r>
+      <w:proofErr w:type="spellEnd"/>
+      <w:proofErr w:type="gramEnd"/>
+      <w:r>
+        <w:t>)</w:t>
       </w:r>
     </w:p>
     <w:p>
@@ -2336,7 +3097,15 @@
         <w:t>Cache distribuído:</w:t>
       </w:r>
       <w:r>
-        <w:t xml:space="preserve"> Redis (StackExchange.Redis)</w:t>
+        <w:t xml:space="preserve"> Redis (</w:t>
+      </w:r>
+      <w:proofErr w:type="spellStart"/>
+      <w:r>
+        <w:t>StackExchange.Redis</w:t>
+      </w:r>
+      <w:proofErr w:type="spellEnd"/>
+      <w:r>
+        <w:t>)</w:t>
       </w:r>
     </w:p>
     <w:p>
@@ -2354,7 +3123,27 @@
         <w:t>Cache e resiliência:</w:t>
       </w:r>
       <w:r>
-        <w:t xml:space="preserve"> Polly (Polly.Extensions.Http, Microsoft.Extensions.Caching.Memory)</w:t>
+        <w:t xml:space="preserve"> Polly (</w:t>
+      </w:r>
+      <w:proofErr w:type="spellStart"/>
+      <w:proofErr w:type="gramStart"/>
+      <w:r>
+        <w:t>Polly.Extensions.Http</w:t>
+      </w:r>
+      <w:proofErr w:type="spellEnd"/>
+      <w:proofErr w:type="gramEnd"/>
+      <w:r>
+        <w:t xml:space="preserve">, </w:t>
+      </w:r>
+      <w:proofErr w:type="spellStart"/>
+      <w:proofErr w:type="gramStart"/>
+      <w:r>
+        <w:t>Microsoft.Extensions.Caching.Memory</w:t>
+      </w:r>
+      <w:proofErr w:type="spellEnd"/>
+      <w:proofErr w:type="gramEnd"/>
+      <w:r>
+        <w:t>)</w:t>
       </w:r>
     </w:p>
     <w:p>
@@ -2364,16 +3153,30 @@
           <w:numId w:val="8"/>
         </w:numPr>
       </w:pPr>
-      <w:r>
-        <w:rPr>
-          <w:b/>
-          <w:bCs/>
-        </w:rPr>
-        <w:t>Mock:</w:t>
-      </w:r>
-      <w:r>
-        <w:t xml:space="preserve"> Mountebank</w:t>
-      </w:r>
+      <w:proofErr w:type="spellStart"/>
+      <w:r>
+        <w:rPr>
+          <w:b/>
+          <w:bCs/>
+        </w:rPr>
+        <w:t>Mock</w:t>
+      </w:r>
+      <w:proofErr w:type="spellEnd"/>
+      <w:r>
+        <w:rPr>
+          <w:b/>
+          <w:bCs/>
+        </w:rPr>
+        <w:t>:</w:t>
+      </w:r>
+      <w:r>
+        <w:t xml:space="preserve"> </w:t>
+      </w:r>
+      <w:proofErr w:type="spellStart"/>
+      <w:r>
+        <w:t>Mountebank</w:t>
+      </w:r>
+      <w:proofErr w:type="spellEnd"/>
     </w:p>
     <w:p>
       <w:pPr>
@@ -2390,7 +3193,17 @@
         <w:t>Autenticação:</w:t>
       </w:r>
       <w:r>
-        <w:t xml:space="preserve"> JWT (Microsoft.AspNetCore.Authentication.JwtBearer)</w:t>
+        <w:t xml:space="preserve"> JWT (</w:t>
+      </w:r>
+      <w:proofErr w:type="spellStart"/>
+      <w:proofErr w:type="gramStart"/>
+      <w:r>
+        <w:t>Microsoft.AspNetCore.Authentication.JwtBearer</w:t>
+      </w:r>
+      <w:proofErr w:type="spellEnd"/>
+      <w:proofErr w:type="gramEnd"/>
+      <w:r>
+        <w:t>)</w:t>
       </w:r>
     </w:p>
     <w:p>
@@ -2408,8 +3221,21 @@
         <w:t>Testes:</w:t>
       </w:r>
       <w:r>
-        <w:t xml:space="preserve"> xUnit / NUnit</w:t>
-      </w:r>
+        <w:t xml:space="preserve"> </w:t>
+      </w:r>
+      <w:proofErr w:type="spellStart"/>
+      <w:r>
+        <w:t>xUnit</w:t>
+      </w:r>
+      <w:proofErr w:type="spellEnd"/>
+      <w:r>
+        <w:t xml:space="preserve"> / </w:t>
+      </w:r>
+      <w:proofErr w:type="spellStart"/>
+      <w:r>
+        <w:t>NUnit</w:t>
+      </w:r>
+      <w:proofErr w:type="spellEnd"/>
     </w:p>
     <w:p>
       <w:pPr>
@@ -2427,7 +3253,23 @@
         <w:t>Documentação:</w:t>
       </w:r>
       <w:r>
-        <w:t xml:space="preserve"> Swagger (Swashbuckle.AspNetCore)</w:t>
+        <w:t xml:space="preserve"> </w:t>
+      </w:r>
+      <w:proofErr w:type="spellStart"/>
+      <w:r>
+        <w:t>Swagger</w:t>
+      </w:r>
+      <w:proofErr w:type="spellEnd"/>
+      <w:r>
+        <w:t xml:space="preserve"> (</w:t>
+      </w:r>
+      <w:proofErr w:type="spellStart"/>
+      <w:r>
+        <w:t>Swashbuckle.AspNetCore</w:t>
+      </w:r>
+      <w:proofErr w:type="spellEnd"/>
+      <w:r>
+        <w:t>)</w:t>
       </w:r>
     </w:p>
     <w:p>
@@ -2437,16 +3279,30 @@
           <w:numId w:val="8"/>
         </w:numPr>
       </w:pPr>
-      <w:r>
-        <w:rPr>
-          <w:b/>
-          <w:bCs/>
-        </w:rPr>
-        <w:t>Containerização:</w:t>
-      </w:r>
-      <w:r>
-        <w:t xml:space="preserve"> Docker + docker-compose</w:t>
-      </w:r>
+      <w:proofErr w:type="spellStart"/>
+      <w:r>
+        <w:rPr>
+          <w:b/>
+          <w:bCs/>
+        </w:rPr>
+        <w:t>Containerização</w:t>
+      </w:r>
+      <w:proofErr w:type="spellEnd"/>
+      <w:r>
+        <w:rPr>
+          <w:b/>
+          <w:bCs/>
+        </w:rPr>
+        <w:t>:</w:t>
+      </w:r>
+      <w:r>
+        <w:t xml:space="preserve"> Docker + </w:t>
+      </w:r>
+      <w:proofErr w:type="spellStart"/>
+      <w:r>
+        <w:t>docker-compose</w:t>
+      </w:r>
+      <w:proofErr w:type="spellEnd"/>
     </w:p>
     <w:p>
       <w:pPr>
@@ -2463,8 +3319,13 @@
         <w:t>Gestão de dependências:</w:t>
       </w:r>
       <w:r>
-        <w:t xml:space="preserve"> NuGet</w:t>
-      </w:r>
+        <w:t xml:space="preserve"> </w:t>
+      </w:r>
+      <w:proofErr w:type="spellStart"/>
+      <w:r>
+        <w:t>NuGet</w:t>
+      </w:r>
+      <w:proofErr w:type="spellEnd"/>
     </w:p>
     <w:p>
       <w:pPr>
@@ -2496,7 +3357,15 @@
         <w:t>Primeiro nível:</w:t>
       </w:r>
       <w:r>
-        <w:t xml:space="preserve"> Polly (cache in-memory rápida e temporária)</w:t>
+        <w:t xml:space="preserve"> Polly (cache </w:t>
+      </w:r>
+      <w:proofErr w:type="spellStart"/>
+      <w:r>
+        <w:t>in-memory</w:t>
+      </w:r>
+      <w:proofErr w:type="spellEnd"/>
+      <w:r>
+        <w:t xml:space="preserve"> rápida e temporária)</w:t>
       </w:r>
     </w:p>
     <w:p>
@@ -2524,15 +3393,32 @@
           <w:numId w:val="9"/>
         </w:numPr>
       </w:pPr>
-      <w:r>
-        <w:rPr>
-          <w:b/>
-          <w:bCs/>
-        </w:rPr>
-        <w:t>Fallback automático:</w:t>
-      </w:r>
-      <w:r>
-        <w:t xml:space="preserve"> Base de dados + Retry em caso de falha</w:t>
+      <w:proofErr w:type="spellStart"/>
+      <w:r>
+        <w:rPr>
+          <w:b/>
+          <w:bCs/>
+        </w:rPr>
+        <w:t>Fallback</w:t>
+      </w:r>
+      <w:proofErr w:type="spellEnd"/>
+      <w:r>
+        <w:rPr>
+          <w:b/>
+          <w:bCs/>
+        </w:rPr>
+        <w:t xml:space="preserve"> automático:</w:t>
+      </w:r>
+      <w:r>
+        <w:t xml:space="preserve"> Base de dados + </w:t>
+      </w:r>
+      <w:proofErr w:type="spellStart"/>
+      <w:r>
+        <w:t>Retry</w:t>
+      </w:r>
+      <w:proofErr w:type="spellEnd"/>
+      <w:r>
+        <w:t xml:space="preserve"> em caso de falha</w:t>
       </w:r>
     </w:p>
     <w:p>
@@ -2542,12 +3428,37 @@
           <w:numId w:val="9"/>
         </w:numPr>
       </w:pPr>
-      <w:r>
-        <w:rPr>
-          <w:b/>
-          <w:bCs/>
-        </w:rPr>
-        <w:t>Circuit breaker:</w:t>
+      <w:proofErr w:type="spellStart"/>
+      <w:r>
+        <w:rPr>
+          <w:b/>
+          <w:bCs/>
+        </w:rPr>
+        <w:t>Circuit</w:t>
+      </w:r>
+      <w:proofErr w:type="spellEnd"/>
+      <w:r>
+        <w:rPr>
+          <w:b/>
+          <w:bCs/>
+        </w:rPr>
+        <w:t xml:space="preserve"> </w:t>
+      </w:r>
+      <w:proofErr w:type="spellStart"/>
+      <w:r>
+        <w:rPr>
+          <w:b/>
+          <w:bCs/>
+        </w:rPr>
+        <w:t>breaker</w:t>
+      </w:r>
+      <w:proofErr w:type="spellEnd"/>
+      <w:r>
+        <w:rPr>
+          <w:b/>
+          <w:bCs/>
+        </w:rPr>
+        <w:t>:</w:t>
       </w:r>
       <w:r>
         <w:t xml:space="preserve"> evita que chamadas repetidas a serviços externos sobrecarreguem o sistema</w:t>

--- a/Projecto final/Projecto Criação de uma API ou varias API’s consumidas por Website  Aplicação Móvel.docx
+++ b/Projecto final/Projecto Criação de uma API ou varias API’s consumidas por Website  Aplicação Móvel.docx
@@ -23,15 +23,13 @@
         </w:rPr>
         <w:t xml:space="preserve"> ou </w:t>
       </w:r>
-      <w:proofErr w:type="gramStart"/>
-      <w:r>
-        <w:rPr>
-          <w:b/>
-          <w:bCs/>
-        </w:rPr>
-        <w:t>varias</w:t>
-      </w:r>
-      <w:proofErr w:type="gramEnd"/>
+      <w:r>
+        <w:rPr>
+          <w:b/>
+          <w:bCs/>
+        </w:rPr>
+        <w:t>várias</w:t>
+      </w:r>
       <w:r>
         <w:rPr>
           <w:b/>

--- a/Projecto final/Projecto Criação de uma API ou varias API’s consumidas por Website  Aplicação Móvel.docx
+++ b/Projecto final/Projecto Criação de uma API ou varias API’s consumidas por Website  Aplicação Móvel.docx
@@ -710,7 +710,13 @@
         <w:t xml:space="preserve"> )</w:t>
       </w:r>
     </w:p>
-    <w:p/>
+    <w:p>
+      <w:pPr>
+        <w:rPr>
+          <w:lang w:val="en-GB"/>
+        </w:rPr>
+      </w:pPr>
+    </w:p>
     <w:p>
       <w:pPr>
         <w:rPr>
@@ -1440,7 +1446,37 @@
           <w:b/>
           <w:bCs/>
         </w:rPr>
-        <w:t>12 de dezembro de 2025</w:t>
+        <w:t xml:space="preserve">6 </w:t>
+      </w:r>
+      <w:r>
+        <w:rPr>
+          <w:b/>
+          <w:bCs/>
+        </w:rPr>
+        <w:t xml:space="preserve">de </w:t>
+      </w:r>
+      <w:proofErr w:type="gramStart"/>
+      <w:r>
+        <w:rPr>
+          <w:b/>
+          <w:bCs/>
+        </w:rPr>
+        <w:t>Maio</w:t>
+      </w:r>
+      <w:proofErr w:type="gramEnd"/>
+      <w:r>
+        <w:rPr>
+          <w:b/>
+          <w:bCs/>
+        </w:rPr>
+        <w:t xml:space="preserve"> de 202</w:t>
+      </w:r>
+      <w:r>
+        <w:rPr>
+          <w:b/>
+          <w:bCs/>
+        </w:rPr>
+        <w:t>6</w:t>
       </w:r>
     </w:p>
     <w:p>
@@ -1465,10 +1501,43 @@
           <w:b/>
           <w:bCs/>
         </w:rPr>
-        <w:t>12 de dezembro de 2025</w:t>
-      </w:r>
-      <w:r>
-        <w:t xml:space="preserve"> (no mesmo dia da entrega)</w:t>
+        <w:t xml:space="preserve">6 </w:t>
+      </w:r>
+      <w:r>
+        <w:rPr>
+          <w:b/>
+          <w:bCs/>
+        </w:rPr>
+        <w:t xml:space="preserve">de </w:t>
+      </w:r>
+      <w:proofErr w:type="gramStart"/>
+      <w:r>
+        <w:rPr>
+          <w:b/>
+          <w:bCs/>
+        </w:rPr>
+        <w:t>Maio</w:t>
+      </w:r>
+      <w:proofErr w:type="gramEnd"/>
+      <w:r>
+        <w:rPr>
+          <w:b/>
+          <w:bCs/>
+        </w:rPr>
+        <w:t xml:space="preserve"> de 202</w:t>
+      </w:r>
+      <w:r>
+        <w:rPr>
+          <w:b/>
+          <w:bCs/>
+        </w:rPr>
+        <w:t>6</w:t>
+      </w:r>
+      <w:r>
+        <w:t xml:space="preserve"> </w:t>
+      </w:r>
+      <w:r>
+        <w:t>(no mesmo dia da entrega)</w:t>
       </w:r>
     </w:p>
     <w:p/>
